--- a/module-2/Anthony Garcia Module 2.docx
+++ b/module-2/Anthony Garcia Module 2.docx
@@ -3,8 +3,427 @@
 <w:document xmlns:wpc="http://schemas.microsoft.com/office/word/2010/wordprocessingCanvas" xmlns:cx="http://schemas.microsoft.com/office/drawing/2014/chartex" xmlns:cx1="http://schemas.microsoft.com/office/drawing/2015/9/8/chartex" xmlns:cx2="http://schemas.microsoft.com/office/drawing/2015/10/21/chartex" xmlns:cx3="http://schemas.microsoft.com/office/drawing/2016/5/9/chartex" xmlns:cx4="http://schemas.microsoft.com/office/drawing/2016/5/10/chartex" xmlns:cx5="http://schemas.microsoft.com/office/drawing/2016/5/11/chartex" xmlns:cx6="http://schemas.microsoft.com/office/drawing/2016/5/12/chartex" xmlns:cx7="http://schemas.microsoft.com/office/drawing/2016/5/13/chartex" xmlns:cx8="http://schemas.microsoft.com/office/drawing/2016/5/14/chartex" xmlns:mc="http://schemas.openxmlformats.org/markup-compatibility/2006" xmlns:aink="http://schemas.microsoft.com/office/drawing/2016/ink" xmlns:am3d="http://schemas.microsoft.com/office/drawing/2017/model3d" xmlns:o="urn:schemas-microsoft-com:office:office" xmlns:oel="http://schemas.microsoft.com/office/2019/extlst" xmlns:r="http://schemas.openxmlformats.org/officeDocument/2006/relationships" xmlns:m="http://schemas.openxmlformats.org/officeDocument/2006/math" xmlns:v="urn:schemas-microsoft-com:vml" xmlns:wp14="http://schemas.microsoft.com/office/word/2010/wordprocessingDrawing" xmlns:wp="http://schemas.openxmlformats.org/drawingml/2006/wordprocessingDrawing" xmlns:w10="urn:schemas-microsoft-com:office:word" xmlns:w="http://schemas.openxmlformats.org/wordprocessingml/2006/main" xmlns:w14="http://schemas.microsoft.com/office/word/2010/wordml" xmlns:w15="http://schemas.microsoft.com/office/word/2012/wordml" xmlns:w16cex="http://schemas.microsoft.com/office/word/2018/wordml/cex" xmlns:w16cid="http://schemas.microsoft.com/office/word/2016/wordml/cid" xmlns:w16="http://schemas.microsoft.com/office/word/2018/wordml" xmlns:w16du="http://schemas.microsoft.com/office/word/2023/wordml/word16du" xmlns:w16sdtdh="http://schemas.microsoft.com/office/word/2020/wordml/sdtdatahash" xmlns:w16sdtfl="http://schemas.microsoft.com/office/word/2024/wordml/sdtformatlock" xmlns:w16se="http://schemas.microsoft.com/office/word/2015/wordml/symex" xmlns:wpg="http://schemas.microsoft.com/office/word/2010/wordprocessingGroup" xmlns:wpi="http://schemas.microsoft.com/office/word/2010/wordprocessingInk" xmlns:wne="http://schemas.microsoft.com/office/word/2006/wordml" xmlns:wps="http://schemas.microsoft.com/office/word/2010/wordprocessingShape" mc:Ignorable="w14 w15 w16se w16cid w16 w16cex w16sdtdh w16sdtfl w16du wp14">
   <w:body>
     <w:p>
-      <w:r>
-        <w:t>Anthony Garcia Module 2.2 03/29/2026</w:t>
+      <w:pPr>
+        <w:jc w:val="center"/>
+      </w:pPr>
+      <w:r>
+        <w:br/>
+      </w:r>
+      <w:r>
+        <w:br/>
+      </w:r>
+      <w:r>
+        <w:br/>
+      </w:r>
+      <w:r>
+        <w:br/>
+      </w:r>
+      <w:r>
+        <w:br/>
+      </w:r>
+      <w:r>
+        <w:br/>
+      </w:r>
+      <w:r>
+        <w:br/>
+      </w:r>
+      <w:r>
+        <w:br/>
+      </w:r>
+      <w:r>
+        <w:br/>
+      </w:r>
+      <w:r>
+        <w:br/>
+      </w:r>
+      <w:r>
+        <w:br/>
+      </w:r>
+      <w:r>
+        <w:br/>
+      </w:r>
+      <w:r>
+        <w:br/>
+      </w:r>
+      <w:r>
+        <w:br/>
+      </w:r>
+      <w:r>
+        <w:br/>
+      </w:r>
+      <w:r>
+        <w:rPr>
+          <w:sz w:val="40"/>
+          <w:szCs w:val="40"/>
+        </w:rPr>
+        <w:t>Anthony Garcia</w:t>
+      </w:r>
+      <w:r>
+        <w:rPr>
+          <w:sz w:val="40"/>
+          <w:szCs w:val="40"/>
+        </w:rPr>
+        <w:br/>
+      </w:r>
+      <w:r>
+        <w:rPr>
+          <w:sz w:val="40"/>
+          <w:szCs w:val="40"/>
+        </w:rPr>
+        <w:t xml:space="preserve"> Module 2.2</w:t>
+      </w:r>
+      <w:r>
+        <w:rPr>
+          <w:sz w:val="40"/>
+          <w:szCs w:val="40"/>
+        </w:rPr>
+        <w:br/>
+      </w:r>
+      <w:r>
+        <w:rPr>
+          <w:sz w:val="40"/>
+          <w:szCs w:val="40"/>
+        </w:rPr>
+        <w:t xml:space="preserve"> 03/29/2026</w:t>
+      </w:r>
+      <w:r>
+        <w:rPr>
+          <w:sz w:val="40"/>
+          <w:szCs w:val="40"/>
+        </w:rPr>
+        <w:t xml:space="preserve"> </w:t>
+      </w:r>
+      <w:r>
+        <w:rPr>
+          <w:sz w:val="40"/>
+          <w:szCs w:val="40"/>
+        </w:rPr>
+        <w:br/>
+        <w:t>Debug program</w:t>
+      </w:r>
+      <w:r>
+        <w:rPr>
+          <w:sz w:val="40"/>
+          <w:szCs w:val="40"/>
+        </w:rPr>
+        <w:br/>
+      </w:r>
+      <w:r>
+        <w:br/>
+      </w:r>
+      <w:r>
+        <w:br/>
+      </w:r>
+      <w:r>
+        <w:br/>
+      </w:r>
+      <w:r>
+        <w:br/>
+      </w:r>
+      <w:r>
+        <w:br/>
+      </w:r>
+      <w:r>
+        <w:br/>
+      </w:r>
+      <w:r>
+        <w:br/>
+      </w:r>
+      <w:r>
+        <w:br/>
+      </w:r>
+      <w:r>
+        <w:br/>
+      </w:r>
+      <w:r>
+        <w:br/>
+      </w:r>
+      <w:r>
+        <w:br/>
+      </w:r>
+      <w:r>
+        <w:br/>
+      </w:r>
+      <w:r>
+        <w:br/>
+      </w:r>
+      <w:r>
+        <w:br/>
+      </w:r>
+      <w:r>
+        <w:br/>
+      </w:r>
+      <w:r>
+        <w:br/>
+      </w:r>
+      <w:r>
+        <w:lastRenderedPageBreak/>
+        <w:br/>
+      </w:r>
+      <w:r>
+        <w:t xml:space="preserve">Basically what the program is asking is to input number of feet for fiber cable and calculating the amount for the needed line. </w:t>
+      </w:r>
+      <w:r>
+        <w:br/>
+      </w:r>
+      <w:r>
+        <w:br/>
+      </w:r>
+      <w:r>
+        <w:rPr>
+          <w:noProof/>
+        </w:rPr>
+        <w:drawing>
+          <wp:inline distT="0" distB="0" distL="0" distR="0" wp14:anchorId="51207E6D" wp14:editId="43E5091E">
+            <wp:extent cx="5943600" cy="4023360"/>
+            <wp:effectExtent l="0" t="0" r="0" b="0"/>
+            <wp:docPr id="1058886037" name="Picture 1"/>
+            <wp:cNvGraphicFramePr>
+              <a:graphicFrameLocks xmlns:a="http://schemas.openxmlformats.org/drawingml/2006/main" noChangeAspect="1"/>
+            </wp:cNvGraphicFramePr>
+            <a:graphic xmlns:a="http://schemas.openxmlformats.org/drawingml/2006/main">
+              <a:graphicData uri="http://schemas.openxmlformats.org/drawingml/2006/picture">
+                <pic:pic xmlns:pic="http://schemas.openxmlformats.org/drawingml/2006/picture">
+                  <pic:nvPicPr>
+                    <pic:cNvPr id="1058886037" name="Picture 1058886037"/>
+                    <pic:cNvPicPr/>
+                  </pic:nvPicPr>
+                  <pic:blipFill>
+                    <a:blip r:embed="rId4">
+                      <a:extLst>
+                        <a:ext uri="{28A0092B-C50C-407E-A947-70E740481C1C}">
+                          <a14:useLocalDpi xmlns:a14="http://schemas.microsoft.com/office/drawing/2010/main" val="0"/>
+                        </a:ext>
+                      </a:extLst>
+                    </a:blip>
+                    <a:stretch>
+                      <a:fillRect/>
+                    </a:stretch>
+                  </pic:blipFill>
+                  <pic:spPr>
+                    <a:xfrm>
+                      <a:off x="0" y="0"/>
+                      <a:ext cx="5943600" cy="4023360"/>
+                    </a:xfrm>
+                    <a:prstGeom prst="rect">
+                      <a:avLst/>
+                    </a:prstGeom>
+                  </pic:spPr>
+                </pic:pic>
+              </a:graphicData>
+            </a:graphic>
+          </wp:inline>
+        </w:drawing>
+      </w:r>
+      <w:r>
+        <w:br/>
+      </w:r>
+      <w:r>
+        <w:rPr>
+          <w:noProof/>
+        </w:rPr>
+        <w:lastRenderedPageBreak/>
+        <w:drawing>
+          <wp:inline distT="0" distB="0" distL="0" distR="0" wp14:anchorId="75A1872B" wp14:editId="2E7716AA">
+            <wp:extent cx="5943600" cy="4701540"/>
+            <wp:effectExtent l="0" t="0" r="0" b="3810"/>
+            <wp:docPr id="252073695" name="Picture 3"/>
+            <wp:cNvGraphicFramePr>
+              <a:graphicFrameLocks xmlns:a="http://schemas.openxmlformats.org/drawingml/2006/main" noChangeAspect="1"/>
+            </wp:cNvGraphicFramePr>
+            <a:graphic xmlns:a="http://schemas.openxmlformats.org/drawingml/2006/main">
+              <a:graphicData uri="http://schemas.openxmlformats.org/drawingml/2006/picture">
+                <pic:pic xmlns:pic="http://schemas.openxmlformats.org/drawingml/2006/picture">
+                  <pic:nvPicPr>
+                    <pic:cNvPr id="252073695" name="Picture 252073695"/>
+                    <pic:cNvPicPr/>
+                  </pic:nvPicPr>
+                  <pic:blipFill>
+                    <a:blip r:embed="rId5">
+                      <a:extLst>
+                        <a:ext uri="{28A0092B-C50C-407E-A947-70E740481C1C}">
+                          <a14:useLocalDpi xmlns:a14="http://schemas.microsoft.com/office/drawing/2010/main" val="0"/>
+                        </a:ext>
+                      </a:extLst>
+                    </a:blip>
+                    <a:stretch>
+                      <a:fillRect/>
+                    </a:stretch>
+                  </pic:blipFill>
+                  <pic:spPr>
+                    <a:xfrm>
+                      <a:off x="0" y="0"/>
+                      <a:ext cx="5943600" cy="4701540"/>
+                    </a:xfrm>
+                    <a:prstGeom prst="rect">
+                      <a:avLst/>
+                    </a:prstGeom>
+                  </pic:spPr>
+                </pic:pic>
+              </a:graphicData>
+            </a:graphic>
+          </wp:inline>
+        </w:drawing>
+      </w:r>
+      <w:r>
+        <w:br/>
+        <w:t>Shows the point of break line highlighted</w:t>
+      </w:r>
+      <w:r>
+        <w:rPr>
+          <w:noProof/>
+        </w:rPr>
+        <w:lastRenderedPageBreak/>
+        <w:drawing>
+          <wp:inline distT="0" distB="0" distL="0" distR="0" wp14:anchorId="452CF5C9" wp14:editId="4A34B75F">
+            <wp:extent cx="5943600" cy="4874260"/>
+            <wp:effectExtent l="0" t="0" r="0" b="2540"/>
+            <wp:docPr id="2089434782" name="Picture 5"/>
+            <wp:cNvGraphicFramePr>
+              <a:graphicFrameLocks xmlns:a="http://schemas.openxmlformats.org/drawingml/2006/main" noChangeAspect="1"/>
+            </wp:cNvGraphicFramePr>
+            <a:graphic xmlns:a="http://schemas.openxmlformats.org/drawingml/2006/main">
+              <a:graphicData uri="http://schemas.openxmlformats.org/drawingml/2006/picture">
+                <pic:pic xmlns:pic="http://schemas.openxmlformats.org/drawingml/2006/picture">
+                  <pic:nvPicPr>
+                    <pic:cNvPr id="2089434782" name="Picture 2089434782"/>
+                    <pic:cNvPicPr/>
+                  </pic:nvPicPr>
+                  <pic:blipFill>
+                    <a:blip r:embed="rId6">
+                      <a:extLst>
+                        <a:ext uri="{28A0092B-C50C-407E-A947-70E740481C1C}">
+                          <a14:useLocalDpi xmlns:a14="http://schemas.microsoft.com/office/drawing/2010/main" val="0"/>
+                        </a:ext>
+                      </a:extLst>
+                    </a:blip>
+                    <a:stretch>
+                      <a:fillRect/>
+                    </a:stretch>
+                  </pic:blipFill>
+                  <pic:spPr>
+                    <a:xfrm>
+                      <a:off x="0" y="0"/>
+                      <a:ext cx="5943600" cy="4874260"/>
+                    </a:xfrm>
+                    <a:prstGeom prst="rect">
+                      <a:avLst/>
+                    </a:prstGeom>
+                  </pic:spPr>
+                </pic:pic>
+              </a:graphicData>
+            </a:graphic>
+          </wp:inline>
+        </w:drawing>
+      </w:r>
+      <w:r>
+        <w:br/>
+        <w:t>Then step in to the next line</w:t>
+      </w:r>
+      <w:r>
+        <w:rPr>
+          <w:noProof/>
+        </w:rPr>
+        <w:lastRenderedPageBreak/>
+        <w:drawing>
+          <wp:inline distT="0" distB="0" distL="0" distR="0" wp14:anchorId="3EDB5FA3" wp14:editId="6E3CA765">
+            <wp:extent cx="5943600" cy="4720590"/>
+            <wp:effectExtent l="0" t="0" r="0" b="3810"/>
+            <wp:docPr id="1939215027" name="Picture 4"/>
+            <wp:cNvGraphicFramePr>
+              <a:graphicFrameLocks xmlns:a="http://schemas.openxmlformats.org/drawingml/2006/main" noChangeAspect="1"/>
+            </wp:cNvGraphicFramePr>
+            <a:graphic xmlns:a="http://schemas.openxmlformats.org/drawingml/2006/main">
+              <a:graphicData uri="http://schemas.openxmlformats.org/drawingml/2006/picture">
+                <pic:pic xmlns:pic="http://schemas.openxmlformats.org/drawingml/2006/picture">
+                  <pic:nvPicPr>
+                    <pic:cNvPr id="1939215027" name="Picture 1939215027"/>
+                    <pic:cNvPicPr/>
+                  </pic:nvPicPr>
+                  <pic:blipFill>
+                    <a:blip r:embed="rId7">
+                      <a:extLst>
+                        <a:ext uri="{28A0092B-C50C-407E-A947-70E740481C1C}">
+                          <a14:useLocalDpi xmlns:a14="http://schemas.microsoft.com/office/drawing/2010/main" val="0"/>
+                        </a:ext>
+                      </a:extLst>
+                    </a:blip>
+                    <a:stretch>
+                      <a:fillRect/>
+                    </a:stretch>
+                  </pic:blipFill>
+                  <pic:spPr>
+                    <a:xfrm>
+                      <a:off x="0" y="0"/>
+                      <a:ext cx="5943600" cy="4720590"/>
+                    </a:xfrm>
+                    <a:prstGeom prst="rect">
+                      <a:avLst/>
+                    </a:prstGeom>
+                  </pic:spPr>
+                </pic:pic>
+              </a:graphicData>
+            </a:graphic>
+          </wp:inline>
+        </w:drawing>
+      </w:r>
+      <w:r>
+        <w:br/>
+        <w:t>This shows the input to the step in processing forward in the program</w:t>
+      </w:r>
+      <w:r>
+        <w:rPr>
+          <w:noProof/>
+        </w:rPr>
+        <w:lastRenderedPageBreak/>
+        <w:drawing>
+          <wp:inline distT="0" distB="0" distL="0" distR="0" wp14:anchorId="37FED59A" wp14:editId="21B1C116">
+            <wp:extent cx="5943600" cy="4413250"/>
+            <wp:effectExtent l="0" t="0" r="0" b="6350"/>
+            <wp:docPr id="1025503341" name="Picture 2"/>
+            <wp:cNvGraphicFramePr>
+              <a:graphicFrameLocks xmlns:a="http://schemas.openxmlformats.org/drawingml/2006/main" noChangeAspect="1"/>
+            </wp:cNvGraphicFramePr>
+            <a:graphic xmlns:a="http://schemas.openxmlformats.org/drawingml/2006/main">
+              <a:graphicData uri="http://schemas.openxmlformats.org/drawingml/2006/picture">
+                <pic:pic xmlns:pic="http://schemas.openxmlformats.org/drawingml/2006/picture">
+                  <pic:nvPicPr>
+                    <pic:cNvPr id="1025503341" name="Picture 1025503341"/>
+                    <pic:cNvPicPr/>
+                  </pic:nvPicPr>
+                  <pic:blipFill>
+                    <a:blip r:embed="rId8">
+                      <a:extLst>
+                        <a:ext uri="{28A0092B-C50C-407E-A947-70E740481C1C}">
+                          <a14:useLocalDpi xmlns:a14="http://schemas.microsoft.com/office/drawing/2010/main" val="0"/>
+                        </a:ext>
+                      </a:extLst>
+                    </a:blip>
+                    <a:stretch>
+                      <a:fillRect/>
+                    </a:stretch>
+                  </pic:blipFill>
+                  <pic:spPr>
+                    <a:xfrm>
+                      <a:off x="0" y="0"/>
+                      <a:ext cx="5943600" cy="4413250"/>
+                    </a:xfrm>
+                    <a:prstGeom prst="rect">
+                      <a:avLst/>
+                    </a:prstGeom>
+                  </pic:spPr>
+                </pic:pic>
+              </a:graphicData>
+            </a:graphic>
+          </wp:inline>
+        </w:drawing>
+      </w:r>
+      <w:r>
+        <w:br/>
+        <w:t xml:space="preserve">Then the program completing inputting the feet cost </w:t>
+      </w:r>
+      <w:r>
+        <w:br/>
       </w:r>
       <w:r>
         <w:br/>
